--- a/docs/handout_schumann_2026-09-v2.docx
+++ b/docs/handout_schumann_2026-09-v2.docx
@@ -1798,13 +1798,31 @@
         <w:t xml:space="preserve"> </w:t>
       </w:r>
       <w:r>
-        <w:t xml:space="preserve">the looming channels alone does not. The published runs never show this, since the lead brakes</w:t>
-      </w:r>
-      <w:r>
-        <w:t xml:space="preserve"> </w:t>
-      </w:r>
-      <w:r>
-        <w:t xml:space="preserve">0.6 s in.</w:t>
+        <w:t xml:space="preserve">the looming channels alone does not. Split further, it is the assumed noise on the lateral and</w:t>
+      </w:r>
+      <w:r>
+        <w:t xml:space="preserve"> </w:t>
+      </w:r>
+      <w:r>
+        <w:t xml:space="preserve">heading channels (y, heading, steering angle, steering rate) that does it, not the longitudinal</w:t>
+      </w:r>
+      <w:r>
+        <w:t xml:space="preserve"> </w:t>
+      </w:r>
+      <w:r>
+        <w:t xml:space="preserve">ones, and it acts through the belief update rather than through the observations the planner</w:t>
+      </w:r>
+      <w:r>
+        <w:t xml:space="preserve"> </w:t>
+      </w:r>
+      <w:r>
+        <w:t xml:space="preserve">samples when scoring plans: the same noise installed in the planner’s decoder only leaves the</w:t>
+      </w:r>
+      <w:r>
+        <w:t xml:space="preserve"> </w:t>
+      </w:r>
+      <w:r>
+        <w:t xml:space="preserve">braking unchanged. The published runs never show this, since the lead brakes 0.6 s in.</w:t>
       </w:r>
     </w:p>
     <w:bookmarkEnd w:id="14"/>
